--- a/Course/2 Component 2 - Algorithms and Programming/2.1 Elements of Computational Thinking/00 Topic Resources/7 Topic Mini-Paper (typeable).docx
+++ b/Course/2 Component 2 - Algorithms and Programming/2.1 Elements of Computational Thinking/00 Topic Resources/7 Topic Mini-Paper (typeable).docx
@@ -90,38 +90,32 @@
         <w:t xml:space="preserve"> The developers model the car park abstractly in software.</w:t>
       </w:r>
     </w:p>
-    <w:p>
-      <w:pPr>
-        <w:spacing w:before="260"/>
-        <w:pBdr>
-          <w:bottom w:val="single" w:sz="4" w:space="1" w:color="AAB4C0"/>
-        </w:pBdr>
-      </w:pPr>
-    </w:p>
-    <w:p>
-      <w:pPr>
-        <w:spacing w:before="260"/>
-        <w:pBdr>
-          <w:bottom w:val="single" w:sz="4" w:space="1" w:color="AAB4C0"/>
-        </w:pBdr>
-      </w:pPr>
-    </w:p>
-    <w:p>
-      <w:pPr>
-        <w:spacing w:before="260"/>
-        <w:pBdr>
-          <w:bottom w:val="single" w:sz="4" w:space="1" w:color="AAB4C0"/>
-        </w:pBdr>
-      </w:pPr>
-    </w:p>
-    <w:p>
-      <w:pPr>
-        <w:spacing w:before="260"/>
-        <w:pBdr>
-          <w:bottom w:val="single" w:sz="4" w:space="1" w:color="AAB4C0"/>
-        </w:pBdr>
-      </w:pPr>
-    </w:p>
+    <w:tbl>
+      <w:tblPr>
+        <w:tblStyle w:val="TableGrid"/>
+        <w:tblW w:type="auto" w:w="0"/>
+        <w:tblLook w:firstColumn="1" w:firstRow="1" w:lastColumn="0" w:lastRow="0" w:noHBand="0" w:noVBand="1" w:val="04A0"/>
+      </w:tblPr>
+      <w:tblGrid>
+        <w:gridCol w:w="8640"/>
+      </w:tblGrid>
+      <w:tr>
+        <w:trPr>
+          <w:trHeight w:val="1360" w:hRule="atLeast"/>
+        </w:trPr>
+        <w:tc>
+          <w:tcPr>
+            <w:tcW w:type="dxa" w:w="8640"/>
+          </w:tcPr>
+          <w:p>
+            <w:pPr>
+              <w:spacing w:before="40"/>
+            </w:pPr>
+          </w:p>
+        </w:tc>
+      </w:tr>
+    </w:tbl>
+    <w:p/>
     <w:p>
       <w:r>
         <w:rPr>
@@ -152,22 +146,32 @@
         <w:t>[1]</w:t>
       </w:r>
     </w:p>
-    <w:p>
-      <w:pPr>
-        <w:spacing w:before="260"/>
-        <w:pBdr>
-          <w:bottom w:val="single" w:sz="4" w:space="1" w:color="AAB4C0"/>
-        </w:pBdr>
-      </w:pPr>
-    </w:p>
-    <w:p>
-      <w:pPr>
-        <w:spacing w:before="260"/>
-        <w:pBdr>
-          <w:bottom w:val="single" w:sz="4" w:space="1" w:color="AAB4C0"/>
-        </w:pBdr>
-      </w:pPr>
-    </w:p>
+    <w:tbl>
+      <w:tblPr>
+        <w:tblStyle w:val="TableGrid"/>
+        <w:tblW w:type="auto" w:w="0"/>
+        <w:tblLook w:firstColumn="1" w:firstRow="1" w:lastColumn="0" w:lastRow="0" w:noHBand="0" w:noVBand="1" w:val="04A0"/>
+      </w:tblPr>
+      <w:tblGrid>
+        <w:gridCol w:w="8640"/>
+      </w:tblGrid>
+      <w:tr>
+        <w:trPr>
+          <w:trHeight w:val="680" w:hRule="atLeast"/>
+        </w:trPr>
+        <w:tc>
+          <w:tcPr>
+            <w:tcW w:type="dxa" w:w="8640"/>
+          </w:tcPr>
+          <w:p>
+            <w:pPr>
+              <w:spacing w:before="40"/>
+            </w:pPr>
+          </w:p>
+        </w:tc>
+      </w:tr>
+    </w:tbl>
+    <w:p/>
     <w:p>
       <w:r>
         <w:rPr>
@@ -240,30 +244,32 @@
         <w:t>[2]</w:t>
       </w:r>
     </w:p>
-    <w:p>
-      <w:pPr>
-        <w:spacing w:before="260"/>
-        <w:pBdr>
-          <w:bottom w:val="single" w:sz="4" w:space="1" w:color="AAB4C0"/>
-        </w:pBdr>
-      </w:pPr>
-    </w:p>
-    <w:p>
-      <w:pPr>
-        <w:spacing w:before="260"/>
-        <w:pBdr>
-          <w:bottom w:val="single" w:sz="4" w:space="1" w:color="AAB4C0"/>
-        </w:pBdr>
-      </w:pPr>
-    </w:p>
-    <w:p>
-      <w:pPr>
-        <w:spacing w:before="260"/>
-        <w:pBdr>
-          <w:bottom w:val="single" w:sz="4" w:space="1" w:color="AAB4C0"/>
-        </w:pBdr>
-      </w:pPr>
-    </w:p>
+    <w:tbl>
+      <w:tblPr>
+        <w:tblStyle w:val="TableGrid"/>
+        <w:tblW w:type="auto" w:w="0"/>
+        <w:tblLook w:firstColumn="1" w:firstRow="1" w:lastColumn="0" w:lastRow="0" w:noHBand="0" w:noVBand="1" w:val="04A0"/>
+      </w:tblPr>
+      <w:tblGrid>
+        <w:gridCol w:w="8640"/>
+      </w:tblGrid>
+      <w:tr>
+        <w:trPr>
+          <w:trHeight w:val="1020" w:hRule="atLeast"/>
+        </w:trPr>
+        <w:tc>
+          <w:tcPr>
+            <w:tcW w:type="dxa" w:w="8640"/>
+          </w:tcPr>
+          <w:p>
+            <w:pPr>
+              <w:spacing w:before="40"/>
+            </w:pPr>
+          </w:p>
+        </w:tc>
+      </w:tr>
+    </w:tbl>
+    <w:p/>
     <w:p>
       <w:r>
         <w:rPr>
@@ -280,54 +286,32 @@
         <w:t xml:space="preserve"> The companion app must show "spaces free" for each car park.</w:t>
       </w:r>
     </w:p>
-    <w:p>
-      <w:pPr>
-        <w:spacing w:before="260"/>
-        <w:pBdr>
-          <w:bottom w:val="single" w:sz="4" w:space="1" w:color="AAB4C0"/>
-        </w:pBdr>
-      </w:pPr>
-    </w:p>
-    <w:p>
-      <w:pPr>
-        <w:spacing w:before="260"/>
-        <w:pBdr>
-          <w:bottom w:val="single" w:sz="4" w:space="1" w:color="AAB4C0"/>
-        </w:pBdr>
-      </w:pPr>
-    </w:p>
-    <w:p>
-      <w:pPr>
-        <w:spacing w:before="260"/>
-        <w:pBdr>
-          <w:bottom w:val="single" w:sz="4" w:space="1" w:color="AAB4C0"/>
-        </w:pBdr>
-      </w:pPr>
-    </w:p>
-    <w:p>
-      <w:pPr>
-        <w:spacing w:before="260"/>
-        <w:pBdr>
-          <w:bottom w:val="single" w:sz="4" w:space="1" w:color="AAB4C0"/>
-        </w:pBdr>
-      </w:pPr>
-    </w:p>
-    <w:p>
-      <w:pPr>
-        <w:spacing w:before="260"/>
-        <w:pBdr>
-          <w:bottom w:val="single" w:sz="4" w:space="1" w:color="AAB4C0"/>
-        </w:pBdr>
-      </w:pPr>
-    </w:p>
-    <w:p>
-      <w:pPr>
-        <w:spacing w:before="260"/>
-        <w:pBdr>
-          <w:bottom w:val="single" w:sz="4" w:space="1" w:color="AAB4C0"/>
-        </w:pBdr>
-      </w:pPr>
-    </w:p>
+    <w:tbl>
+      <w:tblPr>
+        <w:tblStyle w:val="TableGrid"/>
+        <w:tblW w:type="auto" w:w="0"/>
+        <w:tblLook w:firstColumn="1" w:firstRow="1" w:lastColumn="0" w:lastRow="0" w:noHBand="0" w:noVBand="1" w:val="04A0"/>
+      </w:tblPr>
+      <w:tblGrid>
+        <w:gridCol w:w="8640"/>
+      </w:tblGrid>
+      <w:tr>
+        <w:trPr>
+          <w:trHeight w:val="2040" w:hRule="atLeast"/>
+        </w:trPr>
+        <w:tc>
+          <w:tcPr>
+            <w:tcW w:type="dxa" w:w="8640"/>
+          </w:tcPr>
+          <w:p>
+            <w:pPr>
+              <w:spacing w:before="40"/>
+            </w:pPr>
+          </w:p>
+        </w:tc>
+      </w:tr>
+    </w:tbl>
+    <w:p/>
     <w:p>
       <w:r>
         <w:rPr>
@@ -372,30 +356,32 @@
         <w:t>[2]</w:t>
       </w:r>
     </w:p>
-    <w:p>
-      <w:pPr>
-        <w:spacing w:before="260"/>
-        <w:pBdr>
-          <w:bottom w:val="single" w:sz="4" w:space="1" w:color="AAB4C0"/>
-        </w:pBdr>
-      </w:pPr>
-    </w:p>
-    <w:p>
-      <w:pPr>
-        <w:spacing w:before="260"/>
-        <w:pBdr>
-          <w:bottom w:val="single" w:sz="4" w:space="1" w:color="AAB4C0"/>
-        </w:pBdr>
-      </w:pPr>
-    </w:p>
-    <w:p>
-      <w:pPr>
-        <w:spacing w:before="260"/>
-        <w:pBdr>
-          <w:bottom w:val="single" w:sz="4" w:space="1" w:color="AAB4C0"/>
-        </w:pBdr>
-      </w:pPr>
-    </w:p>
+    <w:tbl>
+      <w:tblPr>
+        <w:tblStyle w:val="TableGrid"/>
+        <w:tblW w:type="auto" w:w="0"/>
+        <w:tblLook w:firstColumn="1" w:firstRow="1" w:lastColumn="0" w:lastRow="0" w:noHBand="0" w:noVBand="1" w:val="04A0"/>
+      </w:tblPr>
+      <w:tblGrid>
+        <w:gridCol w:w="8640"/>
+      </w:tblGrid>
+      <w:tr>
+        <w:trPr>
+          <w:trHeight w:val="1020" w:hRule="atLeast"/>
+        </w:trPr>
+        <w:tc>
+          <w:tcPr>
+            <w:tcW w:type="dxa" w:w="8640"/>
+          </w:tcPr>
+          <w:p>
+            <w:pPr>
+              <w:spacing w:before="40"/>
+            </w:pPr>
+          </w:p>
+        </w:tc>
+      </w:tr>
+    </w:tbl>
+    <w:p/>
     <w:p>
       <w:r>
         <w:rPr>
@@ -426,30 +412,32 @@
         <w:t>[2]</w:t>
       </w:r>
     </w:p>
-    <w:p>
-      <w:pPr>
-        <w:spacing w:before="260"/>
-        <w:pBdr>
-          <w:bottom w:val="single" w:sz="4" w:space="1" w:color="AAB4C0"/>
-        </w:pBdr>
-      </w:pPr>
-    </w:p>
-    <w:p>
-      <w:pPr>
-        <w:spacing w:before="260"/>
-        <w:pBdr>
-          <w:bottom w:val="single" w:sz="4" w:space="1" w:color="AAB4C0"/>
-        </w:pBdr>
-      </w:pPr>
-    </w:p>
-    <w:p>
-      <w:pPr>
-        <w:spacing w:before="260"/>
-        <w:pBdr>
-          <w:bottom w:val="single" w:sz="4" w:space="1" w:color="AAB4C0"/>
-        </w:pBdr>
-      </w:pPr>
-    </w:p>
+    <w:tbl>
+      <w:tblPr>
+        <w:tblStyle w:val="TableGrid"/>
+        <w:tblW w:type="auto" w:w="0"/>
+        <w:tblLook w:firstColumn="1" w:firstRow="1" w:lastColumn="0" w:lastRow="0" w:noHBand="0" w:noVBand="1" w:val="04A0"/>
+      </w:tblPr>
+      <w:tblGrid>
+        <w:gridCol w:w="8640"/>
+      </w:tblGrid>
+      <w:tr>
+        <w:trPr>
+          <w:trHeight w:val="1020" w:hRule="atLeast"/>
+        </w:trPr>
+        <w:tc>
+          <w:tcPr>
+            <w:tcW w:type="dxa" w:w="8640"/>
+          </w:tcPr>
+          <w:p>
+            <w:pPr>
+              <w:spacing w:before="40"/>
+            </w:pPr>
+          </w:p>
+        </w:tc>
+      </w:tr>
+    </w:tbl>
+    <w:p/>
     <w:p>
       <w:r>
         <w:rPr>
@@ -466,54 +454,32 @@
         <w:t xml:space="preserve"> Live space-availability data for each car park is requested by many drivers' apps every few seconds.</w:t>
       </w:r>
     </w:p>
-    <w:p>
-      <w:pPr>
-        <w:spacing w:before="260"/>
-        <w:pBdr>
-          <w:bottom w:val="single" w:sz="4" w:space="1" w:color="AAB4C0"/>
-        </w:pBdr>
-      </w:pPr>
-    </w:p>
-    <w:p>
-      <w:pPr>
-        <w:spacing w:before="260"/>
-        <w:pBdr>
-          <w:bottom w:val="single" w:sz="4" w:space="1" w:color="AAB4C0"/>
-        </w:pBdr>
-      </w:pPr>
-    </w:p>
-    <w:p>
-      <w:pPr>
-        <w:spacing w:before="260"/>
-        <w:pBdr>
-          <w:bottom w:val="single" w:sz="4" w:space="1" w:color="AAB4C0"/>
-        </w:pBdr>
-      </w:pPr>
-    </w:p>
-    <w:p>
-      <w:pPr>
-        <w:spacing w:before="260"/>
-        <w:pBdr>
-          <w:bottom w:val="single" w:sz="4" w:space="1" w:color="AAB4C0"/>
-        </w:pBdr>
-      </w:pPr>
-    </w:p>
-    <w:p>
-      <w:pPr>
-        <w:spacing w:before="260"/>
-        <w:pBdr>
-          <w:bottom w:val="single" w:sz="4" w:space="1" w:color="AAB4C0"/>
-        </w:pBdr>
-      </w:pPr>
-    </w:p>
-    <w:p>
-      <w:pPr>
-        <w:spacing w:before="260"/>
-        <w:pBdr>
-          <w:bottom w:val="single" w:sz="4" w:space="1" w:color="AAB4C0"/>
-        </w:pBdr>
-      </w:pPr>
-    </w:p>
+    <w:tbl>
+      <w:tblPr>
+        <w:tblStyle w:val="TableGrid"/>
+        <w:tblW w:type="auto" w:w="0"/>
+        <w:tblLook w:firstColumn="1" w:firstRow="1" w:lastColumn="0" w:lastRow="0" w:noHBand="0" w:noVBand="1" w:val="04A0"/>
+      </w:tblPr>
+      <w:tblGrid>
+        <w:gridCol w:w="8640"/>
+      </w:tblGrid>
+      <w:tr>
+        <w:trPr>
+          <w:trHeight w:val="2040" w:hRule="atLeast"/>
+        </w:trPr>
+        <w:tc>
+          <w:tcPr>
+            <w:tcW w:type="dxa" w:w="8640"/>
+          </w:tcPr>
+          <w:p>
+            <w:pPr>
+              <w:spacing w:before="40"/>
+            </w:pPr>
+          </w:p>
+        </w:tc>
+      </w:tr>
+    </w:tbl>
+    <w:p/>
     <w:p>
       <w:r>
         <w:rPr>
@@ -558,54 +524,32 @@
         <w:t>[4]</w:t>
       </w:r>
     </w:p>
-    <w:p>
-      <w:pPr>
-        <w:spacing w:before="260"/>
-        <w:pBdr>
-          <w:bottom w:val="single" w:sz="4" w:space="1" w:color="AAB4C0"/>
-        </w:pBdr>
-      </w:pPr>
-    </w:p>
-    <w:p>
-      <w:pPr>
-        <w:spacing w:before="260"/>
-        <w:pBdr>
-          <w:bottom w:val="single" w:sz="4" w:space="1" w:color="AAB4C0"/>
-        </w:pBdr>
-      </w:pPr>
-    </w:p>
-    <w:p>
-      <w:pPr>
-        <w:spacing w:before="260"/>
-        <w:pBdr>
-          <w:bottom w:val="single" w:sz="4" w:space="1" w:color="AAB4C0"/>
-        </w:pBdr>
-      </w:pPr>
-    </w:p>
-    <w:p>
-      <w:pPr>
-        <w:spacing w:before="260"/>
-        <w:pBdr>
-          <w:bottom w:val="single" w:sz="4" w:space="1" w:color="AAB4C0"/>
-        </w:pBdr>
-      </w:pPr>
-    </w:p>
-    <w:p>
-      <w:pPr>
-        <w:spacing w:before="260"/>
-        <w:pBdr>
-          <w:bottom w:val="single" w:sz="4" w:space="1" w:color="AAB4C0"/>
-        </w:pBdr>
-      </w:pPr>
-    </w:p>
-    <w:p>
-      <w:pPr>
-        <w:spacing w:before="260"/>
-        <w:pBdr>
-          <w:bottom w:val="single" w:sz="4" w:space="1" w:color="AAB4C0"/>
-        </w:pBdr>
-      </w:pPr>
-    </w:p>
+    <w:tbl>
+      <w:tblPr>
+        <w:tblStyle w:val="TableGrid"/>
+        <w:tblW w:type="auto" w:w="0"/>
+        <w:tblLook w:firstColumn="1" w:firstRow="1" w:lastColumn="0" w:lastRow="0" w:noHBand="0" w:noVBand="1" w:val="04A0"/>
+      </w:tblPr>
+      <w:tblGrid>
+        <w:gridCol w:w="8640"/>
+      </w:tblGrid>
+      <w:tr>
+        <w:trPr>
+          <w:trHeight w:val="2040" w:hRule="atLeast"/>
+        </w:trPr>
+        <w:tc>
+          <w:tcPr>
+            <w:tcW w:type="dxa" w:w="8640"/>
+          </w:tcPr>
+          <w:p>
+            <w:pPr>
+              <w:spacing w:before="40"/>
+            </w:pPr>
+          </w:p>
+        </w:tc>
+      </w:tr>
+    </w:tbl>
+    <w:p/>
     <w:p>
       <w:r>
         <w:rPr>
@@ -622,54 +566,32 @@
         <w:t xml:space="preserve"> When a driver pays at the exit machine, the software runs through several steps in a fixed order.</w:t>
       </w:r>
     </w:p>
-    <w:p>
-      <w:pPr>
-        <w:spacing w:before="260"/>
-        <w:pBdr>
-          <w:bottom w:val="single" w:sz="4" w:space="1" w:color="AAB4C0"/>
-        </w:pBdr>
-      </w:pPr>
-    </w:p>
-    <w:p>
-      <w:pPr>
-        <w:spacing w:before="260"/>
-        <w:pBdr>
-          <w:bottom w:val="single" w:sz="4" w:space="1" w:color="AAB4C0"/>
-        </w:pBdr>
-      </w:pPr>
-    </w:p>
-    <w:p>
-      <w:pPr>
-        <w:spacing w:before="260"/>
-        <w:pBdr>
-          <w:bottom w:val="single" w:sz="4" w:space="1" w:color="AAB4C0"/>
-        </w:pBdr>
-      </w:pPr>
-    </w:p>
-    <w:p>
-      <w:pPr>
-        <w:spacing w:before="260"/>
-        <w:pBdr>
-          <w:bottom w:val="single" w:sz="4" w:space="1" w:color="AAB4C0"/>
-        </w:pBdr>
-      </w:pPr>
-    </w:p>
-    <w:p>
-      <w:pPr>
-        <w:spacing w:before="260"/>
-        <w:pBdr>
-          <w:bottom w:val="single" w:sz="4" w:space="1" w:color="AAB4C0"/>
-        </w:pBdr>
-      </w:pPr>
-    </w:p>
-    <w:p>
-      <w:pPr>
-        <w:spacing w:before="260"/>
-        <w:pBdr>
-          <w:bottom w:val="single" w:sz="4" w:space="1" w:color="AAB4C0"/>
-        </w:pBdr>
-      </w:pPr>
-    </w:p>
+    <w:tbl>
+      <w:tblPr>
+        <w:tblStyle w:val="TableGrid"/>
+        <w:tblW w:type="auto" w:w="0"/>
+        <w:tblLook w:firstColumn="1" w:firstRow="1" w:lastColumn="0" w:lastRow="0" w:noHBand="0" w:noVBand="1" w:val="04A0"/>
+      </w:tblPr>
+      <w:tblGrid>
+        <w:gridCol w:w="8640"/>
+      </w:tblGrid>
+      <w:tr>
+        <w:trPr>
+          <w:trHeight w:val="2040" w:hRule="atLeast"/>
+        </w:trPr>
+        <w:tc>
+          <w:tcPr>
+            <w:tcW w:type="dxa" w:w="8640"/>
+          </w:tcPr>
+          <w:p>
+            <w:pPr>
+              <w:spacing w:before="40"/>
+            </w:pPr>
+          </w:p>
+        </w:tc>
+      </w:tr>
+    </w:tbl>
+    <w:p/>
     <w:p>
       <w:r>
         <w:rPr>
@@ -714,38 +636,32 @@
         <w:t>[3]</w:t>
       </w:r>
     </w:p>
-    <w:p>
-      <w:pPr>
-        <w:spacing w:before="260"/>
-        <w:pBdr>
-          <w:bottom w:val="single" w:sz="4" w:space="1" w:color="AAB4C0"/>
-        </w:pBdr>
-      </w:pPr>
-    </w:p>
-    <w:p>
-      <w:pPr>
-        <w:spacing w:before="260"/>
-        <w:pBdr>
-          <w:bottom w:val="single" w:sz="4" w:space="1" w:color="AAB4C0"/>
-        </w:pBdr>
-      </w:pPr>
-    </w:p>
-    <w:p>
-      <w:pPr>
-        <w:spacing w:before="260"/>
-        <w:pBdr>
-          <w:bottom w:val="single" w:sz="4" w:space="1" w:color="AAB4C0"/>
-        </w:pBdr>
-      </w:pPr>
-    </w:p>
-    <w:p>
-      <w:pPr>
-        <w:spacing w:before="260"/>
-        <w:pBdr>
-          <w:bottom w:val="single" w:sz="4" w:space="1" w:color="AAB4C0"/>
-        </w:pBdr>
-      </w:pPr>
-    </w:p>
+    <w:tbl>
+      <w:tblPr>
+        <w:tblStyle w:val="TableGrid"/>
+        <w:tblW w:type="auto" w:w="0"/>
+        <w:tblLook w:firstColumn="1" w:firstRow="1" w:lastColumn="0" w:lastRow="0" w:noHBand="0" w:noVBand="1" w:val="04A0"/>
+      </w:tblPr>
+      <w:tblGrid>
+        <w:gridCol w:w="8640"/>
+      </w:tblGrid>
+      <w:tr>
+        <w:trPr>
+          <w:trHeight w:val="1360" w:hRule="atLeast"/>
+        </w:trPr>
+        <w:tc>
+          <w:tcPr>
+            <w:tcW w:type="dxa" w:w="8640"/>
+          </w:tcPr>
+          <w:p>
+            <w:pPr>
+              <w:spacing w:before="40"/>
+            </w:pPr>
+          </w:p>
+        </w:tc>
+      </w:tr>
+    </w:tbl>
+    <w:p/>
     <w:p>
       <w:r>
         <w:rPr>
@@ -762,22 +678,32 @@
         <w:t>[1]</w:t>
       </w:r>
     </w:p>
-    <w:p>
-      <w:pPr>
-        <w:spacing w:before="260"/>
-        <w:pBdr>
-          <w:bottom w:val="single" w:sz="4" w:space="1" w:color="AAB4C0"/>
-        </w:pBdr>
-      </w:pPr>
-    </w:p>
-    <w:p>
-      <w:pPr>
-        <w:spacing w:before="260"/>
-        <w:pBdr>
-          <w:bottom w:val="single" w:sz="4" w:space="1" w:color="AAB4C0"/>
-        </w:pBdr>
-      </w:pPr>
-    </w:p>
+    <w:tbl>
+      <w:tblPr>
+        <w:tblStyle w:val="TableGrid"/>
+        <w:tblW w:type="auto" w:w="0"/>
+        <w:tblLook w:firstColumn="1" w:firstRow="1" w:lastColumn="0" w:lastRow="0" w:noHBand="0" w:noVBand="1" w:val="04A0"/>
+      </w:tblPr>
+      <w:tblGrid>
+        <w:gridCol w:w="8640"/>
+      </w:tblGrid>
+      <w:tr>
+        <w:trPr>
+          <w:trHeight w:val="680" w:hRule="atLeast"/>
+        </w:trPr>
+        <w:tc>
+          <w:tcPr>
+            <w:tcW w:type="dxa" w:w="8640"/>
+          </w:tcPr>
+          <w:p>
+            <w:pPr>
+              <w:spacing w:before="40"/>
+            </w:pPr>
+          </w:p>
+        </w:tc>
+      </w:tr>
+    </w:tbl>
+    <w:p/>
     <w:p>
       <w:r>
         <w:rPr>
@@ -857,54 +783,32 @@
         <w:t>[4]</w:t>
       </w:r>
     </w:p>
-    <w:p>
-      <w:pPr>
-        <w:spacing w:before="260"/>
-        <w:pBdr>
-          <w:bottom w:val="single" w:sz="4" w:space="1" w:color="AAB4C0"/>
-        </w:pBdr>
-      </w:pPr>
-    </w:p>
-    <w:p>
-      <w:pPr>
-        <w:spacing w:before="260"/>
-        <w:pBdr>
-          <w:bottom w:val="single" w:sz="4" w:space="1" w:color="AAB4C0"/>
-        </w:pBdr>
-      </w:pPr>
-    </w:p>
-    <w:p>
-      <w:pPr>
-        <w:spacing w:before="260"/>
-        <w:pBdr>
-          <w:bottom w:val="single" w:sz="4" w:space="1" w:color="AAB4C0"/>
-        </w:pBdr>
-      </w:pPr>
-    </w:p>
-    <w:p>
-      <w:pPr>
-        <w:spacing w:before="260"/>
-        <w:pBdr>
-          <w:bottom w:val="single" w:sz="4" w:space="1" w:color="AAB4C0"/>
-        </w:pBdr>
-      </w:pPr>
-    </w:p>
-    <w:p>
-      <w:pPr>
-        <w:spacing w:before="260"/>
-        <w:pBdr>
-          <w:bottom w:val="single" w:sz="4" w:space="1" w:color="AAB4C0"/>
-        </w:pBdr>
-      </w:pPr>
-    </w:p>
-    <w:p>
-      <w:pPr>
-        <w:spacing w:before="260"/>
-        <w:pBdr>
-          <w:bottom w:val="single" w:sz="4" w:space="1" w:color="AAB4C0"/>
-        </w:pBdr>
-      </w:pPr>
-    </w:p>
+    <w:tbl>
+      <w:tblPr>
+        <w:tblStyle w:val="TableGrid"/>
+        <w:tblW w:type="auto" w:w="0"/>
+        <w:tblLook w:firstColumn="1" w:firstRow="1" w:lastColumn="0" w:lastRow="0" w:noHBand="0" w:noVBand="1" w:val="04A0"/>
+      </w:tblPr>
+      <w:tblGrid>
+        <w:gridCol w:w="8640"/>
+      </w:tblGrid>
+      <w:tr>
+        <w:trPr>
+          <w:trHeight w:val="2040" w:hRule="atLeast"/>
+        </w:trPr>
+        <w:tc>
+          <w:tcPr>
+            <w:tcW w:type="dxa" w:w="8640"/>
+          </w:tcPr>
+          <w:p>
+            <w:pPr>
+              <w:spacing w:before="40"/>
+            </w:pPr>
+          </w:p>
+        </w:tc>
+      </w:tr>
+    </w:tbl>
+    <w:p/>
     <w:p>
       <w:r>
         <w:rPr>
@@ -921,70 +825,32 @@
         <w:t xml:space="preserve"> When a driver opens the app's home screen, the software must (a) fetch the list of nearby car parks, (b) fetch live availability for each, (c) load the user's saved payment cards, and (d) render the map background.</w:t>
       </w:r>
     </w:p>
-    <w:p>
-      <w:pPr>
-        <w:spacing w:before="260"/>
-        <w:pBdr>
-          <w:bottom w:val="single" w:sz="4" w:space="1" w:color="AAB4C0"/>
-        </w:pBdr>
-      </w:pPr>
-    </w:p>
-    <w:p>
-      <w:pPr>
-        <w:spacing w:before="260"/>
-        <w:pBdr>
-          <w:bottom w:val="single" w:sz="4" w:space="1" w:color="AAB4C0"/>
-        </w:pBdr>
-      </w:pPr>
-    </w:p>
-    <w:p>
-      <w:pPr>
-        <w:spacing w:before="260"/>
-        <w:pBdr>
-          <w:bottom w:val="single" w:sz="4" w:space="1" w:color="AAB4C0"/>
-        </w:pBdr>
-      </w:pPr>
-    </w:p>
-    <w:p>
-      <w:pPr>
-        <w:spacing w:before="260"/>
-        <w:pBdr>
-          <w:bottom w:val="single" w:sz="4" w:space="1" w:color="AAB4C0"/>
-        </w:pBdr>
-      </w:pPr>
-    </w:p>
-    <w:p>
-      <w:pPr>
-        <w:spacing w:before="260"/>
-        <w:pBdr>
-          <w:bottom w:val="single" w:sz="4" w:space="1" w:color="AAB4C0"/>
-        </w:pBdr>
-      </w:pPr>
-    </w:p>
-    <w:p>
-      <w:pPr>
-        <w:spacing w:before="260"/>
-        <w:pBdr>
-          <w:bottom w:val="single" w:sz="4" w:space="1" w:color="AAB4C0"/>
-        </w:pBdr>
-      </w:pPr>
-    </w:p>
-    <w:p>
-      <w:pPr>
-        <w:spacing w:before="260"/>
-        <w:pBdr>
-          <w:bottom w:val="single" w:sz="4" w:space="1" w:color="AAB4C0"/>
-        </w:pBdr>
-      </w:pPr>
-    </w:p>
-    <w:p>
-      <w:pPr>
-        <w:spacing w:before="260"/>
-        <w:pBdr>
-          <w:bottom w:val="single" w:sz="4" w:space="1" w:color="AAB4C0"/>
-        </w:pBdr>
-      </w:pPr>
-    </w:p>
+    <w:tbl>
+      <w:tblPr>
+        <w:tblStyle w:val="TableGrid"/>
+        <w:tblW w:type="auto" w:w="0"/>
+        <w:tblLook w:firstColumn="1" w:firstRow="1" w:lastColumn="0" w:lastRow="0" w:noHBand="0" w:noVBand="1" w:val="04A0"/>
+      </w:tblPr>
+      <w:tblGrid>
+        <w:gridCol w:w="8640"/>
+      </w:tblGrid>
+      <w:tr>
+        <w:trPr>
+          <w:trHeight w:val="2720" w:hRule="atLeast"/>
+        </w:trPr>
+        <w:tc>
+          <w:tcPr>
+            <w:tcW w:type="dxa" w:w="8640"/>
+          </w:tcPr>
+          <w:p>
+            <w:pPr>
+              <w:spacing w:before="40"/>
+            </w:pPr>
+          </w:p>
+        </w:tc>
+      </w:tr>
+    </w:tbl>
+    <w:p/>
     <w:p>
       <w:r>
         <w:rPr>
@@ -1029,70 +895,32 @@
         <w:t>[6]</w:t>
       </w:r>
     </w:p>
-    <w:p>
-      <w:pPr>
-        <w:spacing w:before="260"/>
-        <w:pBdr>
-          <w:bottom w:val="single" w:sz="4" w:space="1" w:color="AAB4C0"/>
-        </w:pBdr>
-      </w:pPr>
-    </w:p>
-    <w:p>
-      <w:pPr>
-        <w:spacing w:before="260"/>
-        <w:pBdr>
-          <w:bottom w:val="single" w:sz="4" w:space="1" w:color="AAB4C0"/>
-        </w:pBdr>
-      </w:pPr>
-    </w:p>
-    <w:p>
-      <w:pPr>
-        <w:spacing w:before="260"/>
-        <w:pBdr>
-          <w:bottom w:val="single" w:sz="4" w:space="1" w:color="AAB4C0"/>
-        </w:pBdr>
-      </w:pPr>
-    </w:p>
-    <w:p>
-      <w:pPr>
-        <w:spacing w:before="260"/>
-        <w:pBdr>
-          <w:bottom w:val="single" w:sz="4" w:space="1" w:color="AAB4C0"/>
-        </w:pBdr>
-      </w:pPr>
-    </w:p>
-    <w:p>
-      <w:pPr>
-        <w:spacing w:before="260"/>
-        <w:pBdr>
-          <w:bottom w:val="single" w:sz="4" w:space="1" w:color="AAB4C0"/>
-        </w:pBdr>
-      </w:pPr>
-    </w:p>
-    <w:p>
-      <w:pPr>
-        <w:spacing w:before="260"/>
-        <w:pBdr>
-          <w:bottom w:val="single" w:sz="4" w:space="1" w:color="AAB4C0"/>
-        </w:pBdr>
-      </w:pPr>
-    </w:p>
-    <w:p>
-      <w:pPr>
-        <w:spacing w:before="260"/>
-        <w:pBdr>
-          <w:bottom w:val="single" w:sz="4" w:space="1" w:color="AAB4C0"/>
-        </w:pBdr>
-      </w:pPr>
-    </w:p>
-    <w:p>
-      <w:pPr>
-        <w:spacing w:before="260"/>
-        <w:pBdr>
-          <w:bottom w:val="single" w:sz="4" w:space="1" w:color="AAB4C0"/>
-        </w:pBdr>
-      </w:pPr>
-    </w:p>
+    <w:tbl>
+      <w:tblPr>
+        <w:tblStyle w:val="TableGrid"/>
+        <w:tblW w:type="auto" w:w="0"/>
+        <w:tblLook w:firstColumn="1" w:firstRow="1" w:lastColumn="0" w:lastRow="0" w:noHBand="0" w:noVBand="1" w:val="04A0"/>
+      </w:tblPr>
+      <w:tblGrid>
+        <w:gridCol w:w="8640"/>
+      </w:tblGrid>
+      <w:tr>
+        <w:trPr>
+          <w:trHeight w:val="2720" w:hRule="atLeast"/>
+        </w:trPr>
+        <w:tc>
+          <w:tcPr>
+            <w:tcW w:type="dxa" w:w="8640"/>
+          </w:tcPr>
+          <w:p>
+            <w:pPr>
+              <w:spacing w:before="40"/>
+            </w:pPr>
+          </w:p>
+        </w:tc>
+      </w:tr>
+    </w:tbl>
+    <w:p/>
     <w:p>
       <w:pPr>
         <w:pBdr>
